--- a/РГР_Бакланов_МО-241.docx
+++ b/РГР_Бакланов_МО-241.docx
@@ -4224,6 +4224,7 @@
           <w:bCs/>
           <w:sz w:val="28"/>
           <w:szCs w:val="28"/>
+          <w:lang w:val="en-US"/>
         </w:rPr>
       </w:pPr>
       <w:proofErr w:type="spellStart"/>
@@ -4246,9 +4247,24 @@
           <w:bCs/>
           <w:sz w:val="28"/>
           <w:szCs w:val="28"/>
+          <w:lang w:val="en-US"/>
         </w:rPr>
         <w:t xml:space="preserve">: </w:t>
       </w:r>
+      <w:hyperlink r:id="rId7" w:tgtFrame="_blank" w:history="1">
+        <w:r>
+          <w:rPr>
+            <w:rStyle w:val="ad"/>
+            <w:rFonts w:ascii="Times New Roman" w:hAnsi="Times New Roman" w:cs="Times New Roman"/>
+            <w:b/>
+            <w:bCs/>
+            <w:sz w:val="28"/>
+            <w:szCs w:val="28"/>
+            <w:lang w:val="en-US"/>
+          </w:rPr>
+          <w:t>https://mlbdrgr-hhp7g4xavhxn9acyzq5qzu.streamlit.app/</w:t>
+        </w:r>
+      </w:hyperlink>
     </w:p>
     <w:p>
       <w:pPr>
@@ -4258,6 +4274,7 @@
           <w:bCs/>
           <w:sz w:val="28"/>
           <w:szCs w:val="28"/>
+          <w:lang w:val="en-US"/>
         </w:rPr>
       </w:pPr>
       <w:r>
@@ -4267,6 +4284,7 @@
           <w:bCs/>
           <w:sz w:val="28"/>
           <w:szCs w:val="28"/>
+          <w:lang w:val="en-US"/>
         </w:rPr>
         <w:br w:type="page"/>
       </w:r>
@@ -5581,7 +5599,7 @@
         </w:rPr>
         <w:t xml:space="preserve">. Поиск кратчайшего пути. – URL: </w:t>
       </w:r>
-      <w:hyperlink r:id="rId7" w:history="1">
+      <w:hyperlink r:id="rId8" w:history="1">
         <w:r>
           <w:rPr>
             <w:rStyle w:val="ad"/>
@@ -5681,7 +5699,7 @@
         </w:rPr>
         <w:t xml:space="preserve"> Tutorial: A Beginner’s Guide to Building Machine Learning-Based Web Applications in Python. – URL: </w:t>
       </w:r>
-      <w:hyperlink r:id="rId8" w:history="1">
+      <w:hyperlink r:id="rId9" w:history="1">
         <w:r>
           <w:rPr>
             <w:rStyle w:val="ad"/>
@@ -5782,7 +5800,7 @@
         </w:rPr>
         <w:t xml:space="preserve">. – URL: </w:t>
       </w:r>
-      <w:hyperlink r:id="rId9" w:history="1">
+      <w:hyperlink r:id="rId10" w:history="1">
         <w:r>
           <w:rPr>
             <w:rStyle w:val="ad"/>
@@ -5932,7 +5950,7 @@
         </w:rPr>
         <w:t xml:space="preserve"> проектов, очень полезно!) – URL: </w:t>
       </w:r>
-      <w:hyperlink r:id="rId10" w:history="1">
+      <w:hyperlink r:id="rId11" w:history="1">
         <w:r>
           <w:rPr>
             <w:rStyle w:val="ad"/>
@@ -6046,7 +6064,7 @@
         </w:rPr>
         <w:t xml:space="preserve">-проекта на Python. – URL: </w:t>
       </w:r>
-      <w:hyperlink r:id="rId11" w:history="1">
+      <w:hyperlink r:id="rId12" w:history="1">
         <w:r>
           <w:rPr>
             <w:rStyle w:val="ad"/>
@@ -6169,7 +6187,7 @@
         </w:rPr>
         <w:t xml:space="preserve">: </w:t>
       </w:r>
-      <w:hyperlink r:id="rId12" w:history="1">
+      <w:hyperlink r:id="rId13" w:history="1">
         <w:r>
           <w:rPr>
             <w:rStyle w:val="ad"/>
@@ -6483,7 +6501,7 @@
                     <pic:cNvPicPr/>
                   </pic:nvPicPr>
                   <pic:blipFill>
-                    <a:blip r:embed="rId13"/>
+                    <a:blip r:embed="rId14"/>
                     <a:stretch>
                       <a:fillRect/>
                     </a:stretch>
@@ -6574,7 +6592,7 @@
                     <pic:cNvPicPr/>
                   </pic:nvPicPr>
                   <pic:blipFill>
-                    <a:blip r:embed="rId14" cstate="print">
+                    <a:blip r:embed="rId15" cstate="print">
                       <a:extLst>
                         <a:ext uri="{28A0092B-C50C-407E-A947-70E740481C1C}">
                           <a14:useLocalDpi xmlns:a14="http://schemas.microsoft.com/office/drawing/2010/main" val="0"/>
@@ -6681,7 +6699,7 @@
                     <pic:cNvPicPr/>
                   </pic:nvPicPr>
                   <pic:blipFill>
-                    <a:blip r:embed="rId15" cstate="print">
+                    <a:blip r:embed="rId16" cstate="print">
                       <a:extLst>
                         <a:ext uri="{28A0092B-C50C-407E-A947-70E740481C1C}">
                           <a14:useLocalDpi xmlns:a14="http://schemas.microsoft.com/office/drawing/2010/main" val="0"/>
@@ -6732,7 +6750,7 @@
                     </pic:cNvPicPr>
                   </pic:nvPicPr>
                   <pic:blipFill>
-                    <a:blip r:embed="rId16" cstate="print">
+                    <a:blip r:embed="rId17" cstate="print">
                       <a:extLst>
                         <a:ext uri="{28A0092B-C50C-407E-A947-70E740481C1C}">
                           <a14:useLocalDpi xmlns:a14="http://schemas.microsoft.com/office/drawing/2010/main" val="0"/>
@@ -6788,7 +6806,7 @@
                     </pic:cNvPicPr>
                   </pic:nvPicPr>
                   <pic:blipFill>
-                    <a:blip r:embed="rId17" cstate="print">
+                    <a:blip r:embed="rId18" cstate="print">
                       <a:extLst>
                         <a:ext uri="{28A0092B-C50C-407E-A947-70E740481C1C}">
                           <a14:useLocalDpi xmlns:a14="http://schemas.microsoft.com/office/drawing/2010/main" val="0"/>
@@ -6842,7 +6860,7 @@
                     <pic:cNvPicPr/>
                   </pic:nvPicPr>
                   <pic:blipFill>
-                    <a:blip r:embed="rId18" cstate="print">
+                    <a:blip r:embed="rId19" cstate="print">
                       <a:extLst>
                         <a:ext uri="{28A0092B-C50C-407E-A947-70E740481C1C}">
                           <a14:useLocalDpi xmlns:a14="http://schemas.microsoft.com/office/drawing/2010/main" val="0"/>
@@ -6936,7 +6954,7 @@
                     <pic:cNvPicPr/>
                   </pic:nvPicPr>
                   <pic:blipFill>
-                    <a:blip r:embed="rId19" cstate="print">
+                    <a:blip r:embed="rId20" cstate="print">
                       <a:extLst>
                         <a:ext uri="{28A0092B-C50C-407E-A947-70E740481C1C}">
                           <a14:useLocalDpi xmlns:a14="http://schemas.microsoft.com/office/drawing/2010/main" val="0"/>
@@ -6985,7 +7003,7 @@
                     <pic:cNvPicPr/>
                   </pic:nvPicPr>
                   <pic:blipFill>
-                    <a:blip r:embed="rId20" cstate="print">
+                    <a:blip r:embed="rId21" cstate="print">
                       <a:extLst>
                         <a:ext uri="{28A0092B-C50C-407E-A947-70E740481C1C}">
                           <a14:useLocalDpi xmlns:a14="http://schemas.microsoft.com/office/drawing/2010/main" val="0"/>
@@ -7092,7 +7110,7 @@
                     <pic:cNvPicPr/>
                   </pic:nvPicPr>
                   <pic:blipFill>
-                    <a:blip r:embed="rId21"/>
+                    <a:blip r:embed="rId22"/>
                     <a:stretch>
                       <a:fillRect/>
                     </a:stretch>
@@ -7175,7 +7193,7 @@
                     <pic:cNvPicPr/>
                   </pic:nvPicPr>
                   <pic:blipFill>
-                    <a:blip r:embed="rId22"/>
+                    <a:blip r:embed="rId23"/>
                     <a:stretch>
                       <a:fillRect/>
                     </a:stretch>
@@ -7291,7 +7309,7 @@
                     <pic:cNvPicPr/>
                   </pic:nvPicPr>
                   <pic:blipFill>
-                    <a:blip r:embed="rId23"/>
+                    <a:blip r:embed="rId24"/>
                     <a:stretch>
                       <a:fillRect/>
                     </a:stretch>
@@ -7416,7 +7434,7 @@
                     <pic:cNvPicPr/>
                   </pic:nvPicPr>
                   <pic:blipFill>
-                    <a:blip r:embed="rId24"/>
+                    <a:blip r:embed="rId25"/>
                     <a:stretch>
                       <a:fillRect/>
                     </a:stretch>
@@ -7560,7 +7578,7 @@
                     <pic:cNvPicPr/>
                   </pic:nvPicPr>
                   <pic:blipFill>
-                    <a:blip r:embed="rId25"/>
+                    <a:blip r:embed="rId26"/>
                     <a:stretch>
                       <a:fillRect/>
                     </a:stretch>
